--- a/Planilhas_importação/Descrição_campos_planilhas/Documentação - Colunas da planilha para importação das parcelas dos contratos.docx
+++ b/Planilhas_importação/Descrição_campos_planilhas/Documentação - Colunas da planilha para importação das parcelas dos contratos.docx
@@ -1,6 +1,6 @@
 
 <file path=word/document.xml><?xml version="1.0" encoding="utf-8"?>
-<w:document xmlns:o="urn:schemas-microsoft-com:office:office" xmlns:r="http://schemas.openxmlformats.org/officeDocument/2006/relationships" xmlns:v="urn:schemas-microsoft-com:vml" xmlns:w="http://schemas.openxmlformats.org/wordprocessingml/2006/main" xmlns:w10="urn:schemas-microsoft-com:office:word" xmlns:wp="http://schemas.openxmlformats.org/drawingml/2006/wordprocessingDrawing" xmlns:wps="http://schemas.microsoft.com/office/word/2010/wordprocessingShape" xmlns:wpg="http://schemas.microsoft.com/office/word/2010/wordprocessingGroup" xmlns:mc="http://schemas.openxmlformats.org/markup-compatibility/2006" xmlns:wp14="http://schemas.microsoft.com/office/word/2010/wordprocessingDrawing" xmlns:w14="http://schemas.microsoft.com/office/word/2010/wordml" xmlns:w15="http://schemas.microsoft.com/office/word/2012/wordml" mc:Ignorable="w14 wp14 w15">
+<w:document xmlns:o="urn:schemas-microsoft-com:office:office" xmlns:r="http://schemas.openxmlformats.org/officeDocument/2006/relationships" xmlns:v="urn:schemas-microsoft-com:vml" xmlns:w="http://schemas.openxmlformats.org/wordprocessingml/2006/main" xmlns:w10="urn:schemas-microsoft-com:office:word" xmlns:wp="http://schemas.openxmlformats.org/drawingml/2006/wordprocessingDrawing" xmlns:pic="http://schemas.openxmlformats.org/drawingml/2006/picture" xmlns:wps="http://schemas.microsoft.com/office/word/2010/wordprocessingShape" xmlns:wpg="http://schemas.microsoft.com/office/word/2010/wordprocessingGroup" xmlns:mc="http://schemas.openxmlformats.org/markup-compatibility/2006" xmlns:wp14="http://schemas.microsoft.com/office/word/2010/wordprocessingDrawing" xmlns:w14="http://schemas.microsoft.com/office/word/2010/wordml" xmlns:w15="http://schemas.microsoft.com/office/word/2012/wordml" mc:Ignorable="w14 wp14 w15">
   <w:body>
     <w:tbl>
       <w:tblPr>
@@ -17,7 +17,7 @@
       </w:tblPr>
       <w:tblGrid>
         <w:gridCol w:w="3399"/>
-        <w:gridCol w:w="6238"/>
+        <w:gridCol w:w="6239"/>
       </w:tblGrid>
       <w:tr>
         <w:trPr/>
@@ -55,7 +55,7 @@
         </w:tc>
         <w:tc>
           <w:tcPr>
-            <w:tcW w:w="6238" w:type="dxa"/>
+            <w:tcW w:w="6239" w:type="dxa"/>
             <w:tcBorders>
               <w:top w:val="single" w:sz="4" w:space="0" w:color="000000"/>
               <w:start w:val="single" w:sz="4" w:space="0" w:color="000000"/>
@@ -118,7 +118,7 @@
         </w:tc>
         <w:tc>
           <w:tcPr>
-            <w:tcW w:w="6238" w:type="dxa"/>
+            <w:tcW w:w="6239" w:type="dxa"/>
             <w:tcBorders>
               <w:start w:val="single" w:sz="4" w:space="0" w:color="000000"/>
               <w:bottom w:val="single" w:sz="4" w:space="0" w:color="000000"/>
@@ -176,7 +176,7 @@
         </w:tc>
         <w:tc>
           <w:tcPr>
-            <w:tcW w:w="6238" w:type="dxa"/>
+            <w:tcW w:w="6239" w:type="dxa"/>
             <w:tcBorders>
               <w:start w:val="single" w:sz="4" w:space="0" w:color="000000"/>
               <w:bottom w:val="single" w:sz="4" w:space="0" w:color="000000"/>
@@ -198,21 +198,7 @@
                 <w:sz w:val="20"/>
                 <w:szCs w:val="20"/>
               </w:rPr>
-              <w:t xml:space="preserve">Obrigatório. Informar a descrição completa (NOME) do empreendimento cadastrado </w:t>
-            </w:r>
-            <w:r>
-              <w:rPr>
-                <w:sz w:val="20"/>
-                <w:szCs w:val="20"/>
-              </w:rPr>
-              <w:t>igual ao que foi cadastrado na plataforma</w:t>
-            </w:r>
-            <w:r>
-              <w:rPr>
-                <w:sz w:val="20"/>
-                <w:szCs w:val="20"/>
-              </w:rPr>
-              <w:t>.</w:t>
+              <w:t>Obrigatório. Informar a descrição completa (NOME) do empreendimento cadastrado igual ao que foi cadastrado na plataforma.</w:t>
             </w:r>
           </w:p>
         </w:tc>
@@ -248,7 +234,7 @@
         </w:tc>
         <w:tc>
           <w:tcPr>
-            <w:tcW w:w="6238" w:type="dxa"/>
+            <w:tcW w:w="6239" w:type="dxa"/>
             <w:tcBorders>
               <w:start w:val="single" w:sz="4" w:space="0" w:color="000000"/>
               <w:bottom w:val="single" w:sz="4" w:space="0" w:color="000000"/>
@@ -308,7 +294,7 @@
         </w:tc>
         <w:tc>
           <w:tcPr>
-            <w:tcW w:w="6238" w:type="dxa"/>
+            <w:tcW w:w="6239" w:type="dxa"/>
             <w:tcBorders>
               <w:start w:val="single" w:sz="4" w:space="0" w:color="000000"/>
               <w:bottom w:val="single" w:sz="4" w:space="0" w:color="000000"/>
@@ -368,7 +354,7 @@
         </w:tc>
         <w:tc>
           <w:tcPr>
-            <w:tcW w:w="6238" w:type="dxa"/>
+            <w:tcW w:w="6239" w:type="dxa"/>
             <w:tcBorders>
               <w:start w:val="single" w:sz="4" w:space="0" w:color="000000"/>
               <w:bottom w:val="single" w:sz="4" w:space="0" w:color="000000"/>
@@ -428,7 +414,7 @@
         </w:tc>
         <w:tc>
           <w:tcPr>
-            <w:tcW w:w="6238" w:type="dxa"/>
+            <w:tcW w:w="6239" w:type="dxa"/>
             <w:tcBorders>
               <w:start w:val="single" w:sz="4" w:space="0" w:color="000000"/>
               <w:bottom w:val="single" w:sz="4" w:space="0" w:color="000000"/>
@@ -580,7 +566,7 @@
         </w:tc>
         <w:tc>
           <w:tcPr>
-            <w:tcW w:w="6238" w:type="dxa"/>
+            <w:tcW w:w="6239" w:type="dxa"/>
             <w:tcBorders>
               <w:start w:val="single" w:sz="4" w:space="0" w:color="000000"/>
               <w:bottom w:val="single" w:sz="4" w:space="0" w:color="000000"/>
@@ -640,7 +626,7 @@
         </w:tc>
         <w:tc>
           <w:tcPr>
-            <w:tcW w:w="6238" w:type="dxa"/>
+            <w:tcW w:w="6239" w:type="dxa"/>
             <w:tcBorders>
               <w:start w:val="single" w:sz="4" w:space="0" w:color="000000"/>
               <w:bottom w:val="single" w:sz="4" w:space="0" w:color="000000"/>
@@ -700,7 +686,7 @@
         </w:tc>
         <w:tc>
           <w:tcPr>
-            <w:tcW w:w="6238" w:type="dxa"/>
+            <w:tcW w:w="6239" w:type="dxa"/>
             <w:tcBorders>
               <w:start w:val="single" w:sz="4" w:space="0" w:color="000000"/>
               <w:bottom w:val="single" w:sz="4" w:space="0" w:color="000000"/>
@@ -760,7 +746,7 @@
         </w:tc>
         <w:tc>
           <w:tcPr>
-            <w:tcW w:w="6238" w:type="dxa"/>
+            <w:tcW w:w="6239" w:type="dxa"/>
             <w:tcBorders>
               <w:start w:val="single" w:sz="4" w:space="0" w:color="000000"/>
               <w:bottom w:val="single" w:sz="4" w:space="0" w:color="000000"/>
@@ -818,7 +804,7 @@
         </w:tc>
         <w:tc>
           <w:tcPr>
-            <w:tcW w:w="6238" w:type="dxa"/>
+            <w:tcW w:w="6239" w:type="dxa"/>
             <w:tcBorders>
               <w:start w:val="single" w:sz="4" w:space="0" w:color="000000"/>
               <w:bottom w:val="single" w:sz="4" w:space="0" w:color="000000"/>
@@ -929,7 +915,7 @@
         </w:tc>
         <w:tc>
           <w:tcPr>
-            <w:tcW w:w="6238" w:type="dxa"/>
+            <w:tcW w:w="6239" w:type="dxa"/>
             <w:tcBorders>
               <w:start w:val="single" w:sz="4" w:space="0" w:color="000000"/>
               <w:bottom w:val="single" w:sz="4" w:space="0" w:color="000000"/>
@@ -988,6 +974,60 @@
                 <w:szCs w:val="20"/>
               </w:rPr>
               <w:t>- LIQUIDADA</w:t>
+            </w:r>
+          </w:p>
+          <w:p>
+            <w:pPr>
+              <w:pStyle w:val="Normal"/>
+              <w:bidi w:val="0"/>
+              <w:jc w:val="both"/>
+              <w:rPr>
+                <w:sz w:val="20"/>
+                <w:szCs w:val="20"/>
+              </w:rPr>
+            </w:pPr>
+            <w:r>
+              <w:rPr>
+                <w:sz w:val="20"/>
+                <w:szCs w:val="20"/>
+              </w:rPr>
+              <w:t>- PRORROGADA</w:t>
+            </w:r>
+          </w:p>
+          <w:p>
+            <w:pPr>
+              <w:pStyle w:val="Normal"/>
+              <w:bidi w:val="0"/>
+              <w:jc w:val="both"/>
+              <w:rPr>
+                <w:sz w:val="20"/>
+                <w:szCs w:val="20"/>
+              </w:rPr>
+            </w:pPr>
+            <w:r>
+              <w:rPr>
+                <w:sz w:val="20"/>
+                <w:szCs w:val="20"/>
+              </w:rPr>
+              <w:t>- ANTECIPADA</w:t>
+            </w:r>
+          </w:p>
+          <w:p>
+            <w:pPr>
+              <w:pStyle w:val="Normal"/>
+              <w:bidi w:val="0"/>
+              <w:jc w:val="both"/>
+              <w:rPr>
+                <w:sz w:val="20"/>
+                <w:szCs w:val="20"/>
+              </w:rPr>
+            </w:pPr>
+            <w:r>
+              <w:rPr>
+                <w:sz w:val="20"/>
+                <w:szCs w:val="20"/>
+              </w:rPr>
+              <w:t>- CANCELADA</w:t>
             </w:r>
           </w:p>
         </w:tc>
@@ -1023,7 +1063,7 @@
         </w:tc>
         <w:tc>
           <w:tcPr>
-            <w:tcW w:w="6238" w:type="dxa"/>
+            <w:tcW w:w="6239" w:type="dxa"/>
             <w:tcBorders>
               <w:start w:val="single" w:sz="4" w:space="0" w:color="000000"/>
               <w:bottom w:val="single" w:sz="4" w:space="0" w:color="000000"/>
@@ -1081,7 +1121,7 @@
         </w:tc>
         <w:tc>
           <w:tcPr>
-            <w:tcW w:w="6238" w:type="dxa"/>
+            <w:tcW w:w="6239" w:type="dxa"/>
             <w:tcBorders>
               <w:start w:val="single" w:sz="4" w:space="0" w:color="000000"/>
               <w:bottom w:val="single" w:sz="4" w:space="0" w:color="000000"/>
@@ -1242,7 +1282,7 @@
     <w:pPr>
       <w:widowControl/>
       <w:suppressAutoHyphens w:val="true"/>
-      <w:overflowPunct w:val="false"/>
+      <w:overflowPunct w:val="true"/>
       <w:bidi w:val="0"/>
       <w:spacing w:before="0" w:after="0"/>
       <w:jc w:val="start"/>
@@ -1288,7 +1328,7 @@
     </w:rPr>
   </w:style>
   <w:style w:type="paragraph" w:styleId="Caption">
-    <w:name w:val="Caption"/>
+    <w:name w:val="caption"/>
     <w:basedOn w:val="Normal"/>
     <w:qFormat/>
     <w:pPr>
@@ -1312,11 +1352,37 @@
     </w:pPr>
     <w:rPr>
       <w:rFonts w:cs="Arial"/>
+    </w:rPr>
+  </w:style>
+  <w:style w:type="paragraph" w:styleId="Ttulouser">
+    <w:name w:val="Título (user)"/>
+    <w:basedOn w:val="Normal"/>
+    <w:next w:val="BodyText"/>
+    <w:qFormat/>
+    <w:pPr>
+      <w:keepNext w:val="true"/>
+      <w:spacing w:before="240" w:after="120"/>
+    </w:pPr>
+    <w:rPr>
+      <w:rFonts w:ascii="Liberation Sans" w:hAnsi="Liberation Sans" w:eastAsia="Microsoft YaHei" w:cs="Arial"/>
+      <w:sz w:val="28"/>
+      <w:szCs w:val="28"/>
+    </w:rPr>
+  </w:style>
+  <w:style w:type="paragraph" w:styleId="ndiceuser">
+    <w:name w:val="Índice (user)"/>
+    <w:basedOn w:val="Normal"/>
+    <w:qFormat/>
+    <w:pPr>
+      <w:suppressLineNumbers/>
+    </w:pPr>
+    <w:rPr>
+      <w:rFonts w:cs="Arial"/>
       <w:lang w:val="zxx" w:eastAsia="zxx" w:bidi="zxx"/>
     </w:rPr>
   </w:style>
-  <w:style w:type="paragraph" w:styleId="Contedodatabela">
-    <w:name w:val="Conteúdo da tabela"/>
+  <w:style w:type="paragraph" w:styleId="Contedodatabelauser">
+    <w:name w:val="Conteúdo da tabela (user)"/>
     <w:basedOn w:val="Normal"/>
     <w:qFormat/>
     <w:pPr>
@@ -1325,9 +1391,9 @@
     </w:pPr>
     <w:rPr/>
   </w:style>
-  <w:style w:type="paragraph" w:styleId="Ttulodetabela">
-    <w:name w:val="Título de tabela"/>
-    <w:basedOn w:val="Contedodatabela"/>
+  <w:style w:type="paragraph" w:styleId="Ttulodetabelauser">
+    <w:name w:val="Título de tabela (user)"/>
+    <w:basedOn w:val="Contedodatabelauser"/>
     <w:qFormat/>
     <w:pPr>
       <w:suppressLineNumbers/>
